--- a/kontur-market-video/Сценарий_ИИ_Бизнес_сигналы_v2.docx
+++ b/kontur-market-video/Сценарий_ИИ_Бизнес_сигналы_v2.docx
@@ -122,7 +122,7 @@
               <w:rPr>
                 <w:sz w:val="18"/>
               </w:rPr>
-              <w:t>Ролик пересобран как сервисное видео по гайду «Части ролика»: интро → обзор раздела → перебивки по модулям → скринкаст‑аниматик → инфографика → аутро. Слайдов «иконка + подпись» больше нет: каждая мысль показана действием в интерфейсе или схемой процесса.</w:t>
+              <w:t>Ролик пересобран как сервисное видео по гайду «Части ролика»: интро → обзор раздела → перебивки по модулям → скринкаст‑аниматик → схемы и инфографика → аутро. Слайдов «иконка + подпись» нет: каждая мысль показана действием в интерфейсе или схемой процесса.</w:t>
             </w:r>
           </w:p>
         </w:tc>
@@ -152,7 +152,7 @@
               <w:rPr>
                 <w:sz w:val="18"/>
               </w:rPr>
-              <w:t>Перебивки — синий экран с двухцветным заголовком («Модуль 1 / Аудит торговой точки»). Интерфейс — в маске на продуктовом фоне, без браузера и лишних полей. Нужные области выделяются тремя приёмами из гайда: зум камеры, затенение остального интерфейса и маркер с наложением Multiply. Процессы показаны схемами, без персонажей и «мультиков». Обложка — заголовок и пример интерфейса.</w:t>
+              <w:t>Интро, перебивки и аутро сделаны по «Шаблонам» гайда: поля 148 px, заголовки Medium, двухцветные перебивки (светлая строка + белая), аутро с адресом и курсором. Интерфейс — в маске на продуктовом фоне. Подсветка — приёмами гайда: зум, затенение остального, маркер Multiply. Курсор реалистичный: над кнопкой — рука. Процессы — схемами, без персонажей.</w:t>
             </w:r>
           </w:p>
         </w:tc>
@@ -182,7 +182,7 @@
               <w:rPr>
                 <w:sz w:val="18"/>
               </w:rPr>
-              <w:t>Экраны больше не панорамируются по PNG. Интерфейс перерисован в коде по макетам из Figma, крупнее и чище: меню, карточки, таблицы, метки, панели. Поэтому каждую строку, метку и кнопку можно подсветить отдельно. Основной текст интерфейса — 20–24 px в кадре, при зуме крупнее (в первой версии местами 11–16 px). Данные в экранах согласованы со сценарием: −12% прибыли, «Хлеб и выпечка», «Сок „Добрый“ −15 ₽».</w:t>
+              <w:t>Экраны перерисованы в коде по макетам из Figma и упрощены: в таблицах 4 строки вместо 6–9, текст 20–30 px. Главное в каждом шаге выносится из интерфейса вперёд, а экран за ним размывается: карточка «Прибыль» раскрывается графиком, категории‑причины получают подпись, дубль раскрывается четырьмя карточками с выделенными артикулами, метки Честного знака разворачиваются в итоги, цифры из карточки товара перелетают в расчёт.</w:t>
             </w:r>
           </w:p>
         </w:tc>
@@ -212,7 +212,7 @@
               <w:rPr>
                 <w:sz w:val="18"/>
               </w:rPr>
-              <w:t>«Данных много, ясности нет» — живой журнал операций, из которого вытаскиваются три строки. «Замечают поздно» — неделя, на которой копятся потери, и тот же график, где сигнал приходит раньше. «Как работает» — анатомия сигнала, собирающаяся под голос. «Данные внутри» — схема с перечёркнутым внешним сервисом. «Рынок» — карта конкурентов, потом расчёт из множителей. «20 часов» — календарь часов, которые сворачиваются в один сигнал.</w:t>
+              <w:t>«Данных много, ясности нет» — живой журнал операций, из которого вытаскиваются три строки. «Замечают поздно» — неделя, на которой копятся потери, и та же неделя, где сигнал приходит раньше. «Как работает» — анатомия сигнала под голос. «Данные внутри» — показано на самом меню Маркета. «Штрафы» — цепочка касса → Честный знак → штраф и ветка сверки, которая ловит риск до продажи. «Рынок» — карта конкурентов, которая превращается в шкалу цен. «Цена» — три модуля собираются в модификатор.</w:t>
             </w:r>
           </w:p>
         </w:tc>
@@ -242,7 +242,7 @@
               <w:rPr>
                 <w:sz w:val="18"/>
               </w:rPr>
-              <w:t>3:32 → 2:50. Убраны повторы («Для кого», «Итог»), «В MVP» вырезано из реплики, паузы между сценами — 0,35–0,7 с. Ролик разбит на 5 частей. Есть полная версия с главами (chapters.vtt / chapters.json для плеера) и 5 отдельных файлов: глава + финальный кадр с заявкой.</w:t>
+              <w:t>3:32 → 2:50. Убраны повторы («Для кого», «Итог»), «В MVP» вырезано из реплики, паузы между сценами 0,35–0,7 с. 5 частей: полная версия с главами (chapters.vtt / chapters.json) и 5 отдельных файлов — глава + финальный кадр с заявкой. Субтитры к каждому файлу.</w:t>
             </w:r>
           </w:p>
         </w:tc>
@@ -272,7 +272,7 @@
               <w:rPr>
                 <w:sz w:val="18"/>
               </w:rPr>
-              <w:t>Интерфейс живой: цифры набираются, графики рисуются, вкладки переключаются, панели выезжают, курсор наводит и нажимает, текст ИИ печатается. Ошибки прошлой версии исправлены системно: камера не даёт краю окна оборваться посреди кадра; нет обрезанных заголовков и «сплющенных» плашек; каждая сцена проверена покадрово.</w:t>
+              <w:t>Интерфейс живой: цифры набираются, графики рисуются, вкладки переключаются, панели выезжают, элементы вылетают вперёд, курсор наводит и нажимает, текст ИИ печатается; при быстрых перелётах камеры — лёгкое размытие движения. Ошибки первой версии исправлены системно: край окна не обрывается посреди кадра, контент в полях 148 px, каждая сцена проверена покадрово.</w:t>
             </w:r>
           </w:p>
         </w:tc>
@@ -302,7 +302,7 @@
               <w:rPr>
                 <w:sz w:val="18"/>
               </w:rPr>
-              <w:t>Музыка написана заново: электропиано, пэд, бас, мягкие ударные. Гармония меняется по главам, на перебивках музыка делает вдох, в финале разрешается. Под голосом музыка приглушается, общая громкость −16 LUFS. Добавлены звуки интерфейса: клики, свайпы панелей, звон сигнала. Есть версия без музыки. Голос пока синтетический (из первой версии, смонтирован плотнее). Ниже — текст для диктора с таймкодами: запись человека встаёт на место без переделки анимации.</w:t>
+              <w:t>Музыка написана заново: электропиано, пэд, бас, мягкие ударные. Гармония меняется по главам, на перебивках музыка делает вдох, в финале разрешается. Под голосом приглушается, итог −16 LUFS. Звуки интерфейса: клики, свайпы, звон сигнала. Есть версия без музыки. Голос пока синтетический; ниже — текст для диктора с таймкодами, запись человека встаёт на место без переделки анимации.</w:t>
             </w:r>
           </w:p>
         </w:tc>
@@ -946,7 +946,7 @@
               <w:rPr>
                 <w:sz w:val="18"/>
               </w:rPr>
-              <w:t>Логотип, заголовок, справа всплывают три карточки сигналов — по одной от каждого модуля. Кадр одновременно служит обложкой.</w:t>
+              <w:t>Шаблон «Интро»: тема ролика слева, справа — экран раздела «ИИ бизнес-сигналы», лого внизу. Из экрана вылетают три сигнала, по одному от каждого модуля. Кадр служит обложкой.</w:t>
             </w:r>
           </w:p>
         </w:tc>
@@ -1004,7 +1004,7 @@
               <w:rPr>
                 <w:sz w:val="18"/>
               </w:rPr>
-              <w:t>Справа бежит журнал операций магазина (сотни строк). На «Но» прокрутка останавливается и всё размывается. На «теряются / риск / роста» из размытой таблицы вытаскиваются три строки: списание хлеба, сок с истекающим сроком, молоко дешевле рынка; к ним тянутся выноски.</w:t>
+              <w:t>Справа бежит журнал операций магазина. На «Но» прокрутка останавливается и всё размывается. На «теряются / риск / роста» из размытой таблицы вытаскиваются три строки: списание хлеба, сок с истекающим сроком, молоко дешевле рынка; к ним тянутся выноски.</w:t>
             </w:r>
           </w:p>
         </w:tc>
@@ -1048,7 +1048,7 @@
               <w:rPr>
                 <w:sz w:val="18"/>
               </w:rPr>
-              <w:t>Причины изменений ищут вручную → На это уходит время, а проблему замечают поздно · Потери −7 200 ₽ · 6 дней</w:t>
+              <w:t>Причины изменений ищут вручную → На это уходит время, а проблему замечают поздно · Потери · 6 дней</w:t>
             </w:r>
           </w:p>
         </w:tc>
@@ -1120,7 +1120,7 @@
               <w:rPr>
                 <w:sz w:val="18"/>
               </w:rPr>
-              <w:t>На той же неделе раньше появляется сигнал, потери дальше не растут. Затем карточка сигнала собирается по шагам синхронно с голосом: анализ источников, отклонение со спарклайном, причина печатается, чек‑лист, кнопки «Проверить / Отложить» — курсор пользователя нажимает «Проверить».</w:t>
+              <w:t>На той же неделе сигнал приходит во вторник, потери дальше не растут. Затем карточка сигнала собирается под голос: анализ источников, отклонение со спарклайном, причина печатается, чек‑лист, кнопки «Проверить / Отложить» — курсор нажимает «Проверить».</w:t>
             </w:r>
           </w:p>
         </w:tc>
@@ -1178,7 +1178,7 @@
               <w:rPr>
                 <w:sz w:val="18"/>
               </w:rPr>
-              <w:t>Схема: контур Маркета, внутри источники данных (продажи, товары, поставки, маркировка, цены), потоки к значку ИИ. Снаружи — «сторонний сервис», связь перечёркивается.</w:t>
+              <w:t>Сам интерфейс Маркета: на главной данные магазина, в меню подсвечиваются разделы‑источники (товары, поставки, журнал продаж, кассы), данные стекают к пункту «ИИ бизнес-сигналы» в том же меню, открывается раздел. Снаружи — «сторонний сервис», связь перечёркивается.</w:t>
             </w:r>
           </w:p>
         </w:tc>
@@ -1236,7 +1236,7 @@
               <w:rPr>
                 <w:sz w:val="18"/>
               </w:rPr>
-              <w:t>Экран раздела в Маркете (перерисован по макету). Подсвечивается пункт меню, затем по очереди — карточки трёх модулей (остальное затемнено).</w:t>
+              <w:t>Экран раздела. По названию модуля его карточка вылетает из экрана вперёд, крупнее, интерфейс за ней размыт; затем возвращается, выходит следующая.</w:t>
             </w:r>
           </w:p>
         </w:tc>
@@ -1398,7 +1398,7 @@
               <w:rPr>
                 <w:sz w:val="18"/>
               </w:rPr>
-              <w:t>Перебивка «Модуль 1». Дашборд аудита: цифры набираются, кольцо качества учёта рисуется. Подсветка показателей, затем ИИ‑обзора. Курсор открывает «Прибыль»: график рисуется, участок падения краснеет, камера наезжает. Подсвечиваются две категории со снижением. В выводе ИИ печатается рекомендация, маркер выделяет «цены и закупочные условия».</w:t>
+              <w:t>Перебивка «Модуль 1». Дашборд аудита (упрощён: 3 блока + 4 показателя, текст 22–30 px): подсветка показателей, затем маркер по строке «Валовая прибыль снизилась на 12%». Курсор жмёт «Прибыль» — карточка вылетает вперёд и раскрывается графиком, участок падения краснеет. Две категории‑причины выходят из таблицы с подписью «выросли закупочные цены». Вывод ИИ выходит крупно, рекомендация печатается, маркер — «цены и закупочные условия».</w:t>
             </w:r>
           </w:p>
         </w:tc>
@@ -1456,7 +1456,7 @@
               <w:rPr>
                 <w:sz w:val="18"/>
               </w:rPr>
-              <w:t>Вкладка «Дубли»: подсветка строки «Молоко „Домик в деревне“», панель с четырьмя карточками группы — различающиеся артикулы выделены маркером. Курсор наводится на «Объединить» и «Это не дубли», затем объединяет: карточки складываются в одну.</w:t>
+              <w:t>Вкладка «Дубли»: строка «Молоко „Домик в деревне“» вылетает вперёд и раскрывается четырьмя карточками‑дублями рядом — одинаковые название и штрихкод, разные артикулы выделены маркером. Затем панель: курсор наводит на «Объединить» и «Это не дубли», объединяет — карточки складываются в одну.</w:t>
             </w:r>
           </w:p>
         </w:tc>
@@ -1604,7 +1604,7 @@
               <w:rPr>
                 <w:sz w:val="18"/>
               </w:rPr>
-              <w:t>Коды не введены в оборот → Срок годности истёк или скоро истечёт → Залежавшиеся остатки → Проверить товар до продажи</w:t>
+              <w:t>Сверка с Честным знаком подсвечивает проблемы → Проверить товар до продажи</w:t>
             </w:r>
           </w:p>
         </w:tc>
@@ -1618,7 +1618,7 @@
               <w:rPr>
                 <w:sz w:val="18"/>
               </w:rPr>
-              <w:t>Перебивка «Модуль 2». Экран сверки: счётчики нарушений и предупреждений, таблица. По словам диктора подсвечиваются нужные метки в таблице (остальное затемнено). Клик по рекомендации «Истекает срок» — панель «Что можно сделать», пункты отмечаются.</w:t>
+              <w:t>Перебивка «Модуль 2». Экран сверки (4 строки вместо 9). По словам диктора метки из таблицы вылетают вперёд и разворачиваются в итоги: «Коды не введены в оборот · 9», «Срок годности истёк · 60», «Срок истекает · 98», «Залежались &gt; 6 мес. · 3 030». Затем клик по рекомендации — панель «Что можно сделать», пункты отмечаются.</w:t>
             </w:r>
           </w:p>
         </w:tc>
@@ -1662,7 +1662,7 @@
               <w:rPr>
                 <w:sz w:val="18"/>
               </w:rPr>
-              <w:t>С 1 сентября 2026 года работают автоштрафы по данным Честного знака · ИП 10 000 ₽ / Юрлицо 20 000 ₽ за каждую единицу товара · Сверка помогает заметить риск заранее</w:t>
+              <w:t>С 1 сентября 2026 года — автоштрафы по данным Честного знака · Продажа товара → Проверка кода: продажа запрещена → Автоштраф за каждую единицу: ИП 10 000 ₽, юрлицо 20 000 ₽ · Сверка помогает заметить риск заранее</w:t>
             </w:r>
           </w:p>
         </w:tc>
@@ -1676,7 +1676,7 @@
               <w:rPr>
                 <w:sz w:val="18"/>
               </w:rPr>
-              <w:t>Листок календаря «1 сентября», затем две крупные суммы появляются по словам. Внизу — сигнал сверки «У 98 товаров истекает срок годности». Сноска с источником и оговоркой.</w:t>
+              <w:t>Процесс схемой: касса сканирует просроченный товар → Честный знак ставит штамп «Продажа запрещена» → продали вопреки запрету → автоштраф, суммы появляются по словам. Снизу ветка сверки: сигнал «У 98 товаров истекает срок» ведёт к началу цепочки — до продажи, блок штрафа гаснет. Сноска с источником.</w:t>
             </w:r>
           </w:p>
         </w:tc>
@@ -1824,7 +1824,7 @@
               <w:rPr>
                 <w:sz w:val="18"/>
               </w:rPr>
-              <w:t>Рынок вокруг магазина → Ваша цена ниже рынка на 15 ₽ → Потенциальная выручка по одной позиции: 15 ₽ × 20–50 шт. × 30 дней = 9 000–22 500 ₽ в месяц* · Если после изменения цены спрос сохранится</w:t>
+              <w:t>Рынок вокруг магазина → Конкуренты дороже на 15 ₽ → Товар продаётся по 20–50 шт. в день → Потенциальная выручка по одной позиции: 15 ₽ × 20–50 шт. × 30 дней = 9 000–22 500 ₽ в месяц* · Если спрос сохранится</w:t>
             </w:r>
           </w:p>
         </w:tc>
@@ -1838,7 +1838,7 @@
               <w:rPr>
                 <w:sz w:val="18"/>
               </w:rPr>
-              <w:t>Перебивка «Модуль 3». Схема: ваш магазин и цены конкурентов вокруг. Экран сравнения: строка «Сок „Добрый“ — дешевле рынка на 15 ₽» подсвечивается, курсор открывает карточку товара (цены конкурентов, продажи 20–50 шт./день). Затем расчёт собирается из множителей, результат набирается счётчиком.</w:t>
+              <w:t>Перебивка «Модуль 3». Карта: ваш магазин и конкуренты вокруг; на «Если» магазины ложатся на шкалу цен, видна медиана 100 ₽ и разрыв −15 ₽. Экран сравнения, курсор открывает карточку товара, маркер — «Дешевле на 15 ₽» и «20–50 шт.». Эти значения вылетают из панели прямо в расчёт, третий множитель добавляется, результат набирается счётчиком.</w:t>
             </w:r>
           </w:p>
         </w:tc>
@@ -1986,7 +1986,7 @@
               <w:rPr>
                 <w:sz w:val="18"/>
               </w:rPr>
-              <w:t>Поиск точек роста вручную — до 20 часов в месяц* → Начать с сигнала и его причины → 22 000 ₽ · скидка до 32% до 30 ноября · Три ИИ-модуля</w:t>
+              <w:t>Поиск точек роста вручную — до 20 часов в месяц* → Начать с сигнала и его причины → ИИ Бизнес сигналы: три модуля · 22 000 ₽ · скидка до 32% до 30 ноября</w:t>
             </w:r>
           </w:p>
         </w:tc>
@@ -2000,7 +2000,7 @@
               <w:rPr>
                 <w:sz w:val="18"/>
               </w:rPr>
-              <w:t>Перебивка «Итог». Календарь: по часу в день → неделя 5 ч → месяц 20 ч. Блоки часов собираются в карточку сигнала. Затем цена модификатора, плашка скидки и состав — три модуля.</w:t>
+              <w:t>Перебивка «Итог». Календарь: по часу в день → неделя 5 ч → месяц 20 ч. Блоки часов собираются в карточку сигнала с причиной и чек‑листом. Затем карточка модификатора: три модуля влетают в неё, набирается цена, плашка скидки.</w:t>
             </w:r>
           </w:p>
         </w:tc>
@@ -2058,7 +2058,7 @@
               <w:rPr>
                 <w:sz w:val="18"/>
               </w:rPr>
-              <w:t>Синий финальный экран: курсор нажимает «Оставить заявку», адрес сайта, логотип Контур.Маркета.</w:t>
+              <w:t>Шаблон «Аутро»: синий экран, по центру название, кнопка и адрес; реалистичный курсор нажимает «Оставить заявку», лого Контур.Маркета внизу.</w:t>
             </w:r>
           </w:p>
         </w:tc>
